--- a/knowledge-base/Ravi_Verma_Resume.docx
+++ b/knowledge-base/Ravi_Verma_Resume.docx
@@ -146,7 +146,16 @@
           <w:sz w:val="20"/>
           <w:szCs w:val="20"/>
         </w:rPr>
-        <w:t>5.5+ years</w:t>
+        <w:t>6</w:t>
+      </w:r>
+      <w:r>
+        <w:rPr>
+          <w:b/>
+          <w:bCs/>
+          <w:sz w:val="20"/>
+          <w:szCs w:val="20"/>
+        </w:rPr>
+        <w:t>+ years</w:t>
       </w:r>
       <w:r>
         <w:rPr>
@@ -1475,21 +1484,21 @@
           <w:sz w:val="20"/>
           <w:szCs w:val="20"/>
         </w:rPr>
-        <w:t>AZ-204</w:t>
-      </w:r>
-      <w:r>
-        <w:rPr>
-          <w:sz w:val="20"/>
-          <w:szCs w:val="20"/>
-        </w:rPr>
-        <w:t xml:space="preserve">: </w:t>
-      </w:r>
-      <w:r>
-        <w:rPr>
-          <w:sz w:val="20"/>
-          <w:szCs w:val="20"/>
-        </w:rPr>
-        <w:t xml:space="preserve">Azure Developer Associate - </w:t>
+        <w:t>AZ-305</w:t>
+      </w:r>
+      <w:r>
+        <w:rPr>
+          <w:sz w:val="20"/>
+          <w:szCs w:val="20"/>
+        </w:rPr>
+        <w:t>: Azure Solutions Architect Expert</w:t>
+      </w:r>
+      <w:r>
+        <w:rPr>
+          <w:sz w:val="20"/>
+          <w:szCs w:val="20"/>
+        </w:rPr>
+        <w:t xml:space="preserve">- </w:t>
       </w:r>
       <w:hyperlink r:id="rId11" w:history="1">
         <w:r>
@@ -1498,16 +1507,25 @@
             <w:sz w:val="20"/>
             <w:szCs w:val="20"/>
           </w:rPr>
-          <w:t>View Certificate</w:t>
+          <w:t>View Cert</w:t>
+        </w:r>
+        <w:r>
+          <w:rPr>
+            <w:rStyle w:val="Hyperlink"/>
+            <w:sz w:val="20"/>
+            <w:szCs w:val="20"/>
+          </w:rPr>
+          <w:t>i</w:t>
+        </w:r>
+        <w:r>
+          <w:rPr>
+            <w:rStyle w:val="Hyperlink"/>
+            <w:sz w:val="20"/>
+            <w:szCs w:val="20"/>
+          </w:rPr>
+          <w:t>ficate</w:t>
         </w:r>
       </w:hyperlink>
-      <w:r>
-        <w:rPr>
-          <w:sz w:val="20"/>
-          <w:szCs w:val="20"/>
-        </w:rPr>
-        <w:t xml:space="preserve"> </w:t>
-      </w:r>
     </w:p>
     <w:p>
       <w:pPr>
@@ -1527,14 +1545,21 @@
           <w:sz w:val="20"/>
           <w:szCs w:val="20"/>
         </w:rPr>
-        <w:t>AZ-104</w:t>
-      </w:r>
-      <w:r>
-        <w:rPr>
-          <w:sz w:val="20"/>
-          <w:szCs w:val="20"/>
-        </w:rPr>
-        <w:t xml:space="preserve">: Azure Administrator Associate - </w:t>
+        <w:t>AZ-204</w:t>
+      </w:r>
+      <w:r>
+        <w:rPr>
+          <w:sz w:val="20"/>
+          <w:szCs w:val="20"/>
+        </w:rPr>
+        <w:t xml:space="preserve">: </w:t>
+      </w:r>
+      <w:r>
+        <w:rPr>
+          <w:sz w:val="20"/>
+          <w:szCs w:val="20"/>
+        </w:rPr>
+        <w:t xml:space="preserve">Azure Developer Associate - </w:t>
       </w:r>
       <w:hyperlink r:id="rId12" w:history="1">
         <w:r>
@@ -1572,14 +1597,14 @@
           <w:sz w:val="20"/>
           <w:szCs w:val="20"/>
         </w:rPr>
-        <w:t>AZ-900</w:t>
-      </w:r>
-      <w:r>
-        <w:rPr>
-          <w:sz w:val="20"/>
-          <w:szCs w:val="20"/>
-        </w:rPr>
-        <w:t xml:space="preserve">: Azure Fundamentals - </w:t>
+        <w:t>AZ-104</w:t>
+      </w:r>
+      <w:r>
+        <w:rPr>
+          <w:sz w:val="20"/>
+          <w:szCs w:val="20"/>
+        </w:rPr>
+        <w:t xml:space="preserve">: Azure Administrator Associate - </w:t>
       </w:r>
       <w:hyperlink r:id="rId13" w:history="1">
         <w:r>
@@ -1617,6 +1642,51 @@
           <w:sz w:val="20"/>
           <w:szCs w:val="20"/>
         </w:rPr>
+        <w:t>AZ-900</w:t>
+      </w:r>
+      <w:r>
+        <w:rPr>
+          <w:sz w:val="20"/>
+          <w:szCs w:val="20"/>
+        </w:rPr>
+        <w:t xml:space="preserve">: Azure Fundamentals - </w:t>
+      </w:r>
+      <w:hyperlink r:id="rId14" w:history="1">
+        <w:r>
+          <w:rPr>
+            <w:rStyle w:val="Hyperlink"/>
+            <w:sz w:val="20"/>
+            <w:szCs w:val="20"/>
+          </w:rPr>
+          <w:t>View Certificate</w:t>
+        </w:r>
+      </w:hyperlink>
+      <w:r>
+        <w:rPr>
+          <w:sz w:val="20"/>
+          <w:szCs w:val="20"/>
+        </w:rPr>
+        <w:t xml:space="preserve"> </w:t>
+      </w:r>
+    </w:p>
+    <w:p>
+      <w:pPr>
+        <w:pStyle w:val="ListParagraph"/>
+        <w:numPr>
+          <w:ilvl w:val="0"/>
+          <w:numId w:val="15"/>
+        </w:numPr>
+        <w:spacing w:after="0"/>
+        <w:rPr>
+          <w:sz w:val="20"/>
+          <w:szCs w:val="20"/>
+        </w:rPr>
+      </w:pPr>
+      <w:r>
+        <w:rPr>
+          <w:sz w:val="20"/>
+          <w:szCs w:val="20"/>
+        </w:rPr>
         <w:t>AI-900</w:t>
       </w:r>
       <w:r>
@@ -1626,7 +1696,7 @@
         </w:rPr>
         <w:t xml:space="preserve">: Azure AI Fundamentals - </w:t>
       </w:r>
-      <w:hyperlink r:id="rId14" w:history="1">
+      <w:hyperlink r:id="rId15" w:history="1">
         <w:r>
           <w:rPr>
             <w:rStyle w:val="Hyperlink"/>
@@ -4844,7 +4914,6 @@
   <w:style w:type="character" w:default="1" w:styleId="DefaultParagraphFont">
     <w:name w:val="Default Paragraph Font"/>
     <w:uiPriority w:val="1"/>
-    <w:semiHidden/>
     <w:unhideWhenUsed/>
   </w:style>
   <w:style w:type="table" w:default="1" w:styleId="TableNormal">
